--- a/output/docx/es/BUFR_TableD_es_06.docx
+++ b/output/docx/es/BUFR_TableD_es_06.docx
@@ -11106,7 +11106,7 @@
                 <w:b w:val="0"/>
                 <w:sz w:val="16"/>
               </w:rPr>
-              <w:t>Note 42: La gama de valores del parámetro 0 04 015 está limitada de –99 a 99; la secuencia común D 06 019 de CREX es la secuencia original con solo 2 caracteres para el descriptor correspondiente.</w:t>
+              <w:t>Note D42: La gama de valores del parámetro 0 04 015 está limitada de –99 a 99; la secuencia común D 06 019 de CREX es la secuencia original con solo 2 caracteres para el descriptor correspondiente.</w:t>
             </w:r>
           </w:p>
         </w:tc>
@@ -11390,7 +11390,7 @@
                 <w:b w:val="0"/>
                 <w:sz w:val="16"/>
               </w:rPr>
-              <w:t>Note 69: Esta secuencia queda relegada por utilización incorrecta del descriptor 0 04 075; en su lugar debería utilizarse la secuencia 3 06 019.</w:t>
+              <w:t>Note D69: Esta secuencia queda relegada por utilización incorrecta del descriptor 0 04 075; en su lugar debería utilizarse la secuencia 3 06 019.</w:t>
             </w:r>
           </w:p>
         </w:tc>
@@ -11470,7 +11470,7 @@
                 <w:b w:val="0"/>
                 <w:sz w:val="16"/>
               </w:rPr>
-              <w:t>Note 69: Esta secuencia queda relegada por utilización incorrecta del descriptor 0 04 075; en su lugar debería utilizarse la secuencia 3 06 019.</w:t>
+              <w:t>Note D69: Esta secuencia queda relegada por utilización incorrecta del descriptor 0 04 075; en su lugar debería utilizarse la secuencia 3 06 019.</w:t>
             </w:r>
           </w:p>
         </w:tc>
@@ -11550,7 +11550,7 @@
                 <w:b w:val="0"/>
                 <w:sz w:val="16"/>
               </w:rPr>
-              <w:t>Note 69: Esta secuencia queda relegada por utilización incorrecta del descriptor 0 04 075; en su lugar debería utilizarse la secuencia 3 06 019.</w:t>
+              <w:t>Note D69: Esta secuencia queda relegada por utilización incorrecta del descriptor 0 04 075; en su lugar debería utilizarse la secuencia 3 06 019.</w:t>
             </w:r>
           </w:p>
         </w:tc>
@@ -11630,7 +11630,7 @@
                 <w:b w:val="0"/>
                 <w:sz w:val="16"/>
               </w:rPr>
-              <w:t>Note 69: Esta secuencia queda relegada por utilización incorrecta del descriptor 0 04 075; en su lugar debería utilizarse la secuencia 3 06 019.</w:t>
+              <w:t>Note D69: Esta secuencia queda relegada por utilización incorrecta del descriptor 0 04 075; en su lugar debería utilizarse la secuencia 3 06 019.</w:t>
             </w:r>
           </w:p>
         </w:tc>
@@ -11710,7 +11710,7 @@
                 <w:b w:val="0"/>
                 <w:sz w:val="16"/>
               </w:rPr>
-              <w:t>Note 69: Esta secuencia queda relegada por utilización incorrecta del descriptor 0 04 075; en su lugar debería utilizarse la secuencia 3 06 019.</w:t>
+              <w:t>Note D69: Esta secuencia queda relegada por utilización incorrecta del descriptor 0 04 075; en su lugar debería utilizarse la secuencia 3 06 019.</w:t>
             </w:r>
           </w:p>
         </w:tc>
@@ -11790,7 +11790,7 @@
                 <w:b w:val="0"/>
                 <w:sz w:val="16"/>
               </w:rPr>
-              <w:t>Note 69: Esta secuencia queda relegada por utilización incorrecta del descriptor 0 04 075; en su lugar debería utilizarse la secuencia 3 06 019.</w:t>
+              <w:t>Note D69: Esta secuencia queda relegada por utilización incorrecta del descriptor 0 04 075; en su lugar debería utilizarse la secuencia 3 06 019.</w:t>
             </w:r>
           </w:p>
         </w:tc>
@@ -11870,7 +11870,7 @@
                 <w:b w:val="0"/>
                 <w:sz w:val="16"/>
               </w:rPr>
-              <w:t>Note 69: Esta secuencia queda relegada por utilización incorrecta del descriptor 0 04 075; en su lugar debería utilizarse la secuencia 3 06 019.</w:t>
+              <w:t>Note D69: Esta secuencia queda relegada por utilización incorrecta del descriptor 0 04 075; en su lugar debería utilizarse la secuencia 3 06 019.</w:t>
             </w:r>
           </w:p>
         </w:tc>
@@ -11950,7 +11950,7 @@
                 <w:b w:val="0"/>
                 <w:sz w:val="16"/>
               </w:rPr>
-              <w:t>Note 69: Esta secuencia queda relegada por utilización incorrecta del descriptor 0 04 075; en su lugar debería utilizarse la secuencia 3 06 019.</w:t>
+              <w:t>Note D69: Esta secuencia queda relegada por utilización incorrecta del descriptor 0 04 075; en su lugar debería utilizarse la secuencia 3 06 019.</w:t>
             </w:r>
           </w:p>
         </w:tc>
@@ -14107,7 +14107,7 @@
                 <w:b w:val="0"/>
                 <w:sz w:val="16"/>
               </w:rPr>
-              <w:t>Note 68: Esta secuencia queda relegada por utilización incorrecta del descriptor 0 04 075 en la secuencia 3 06 020; en su lugar debería utilizarse la secuencia 3 06 025.</w:t>
+              <w:t>Note D68: Esta secuencia queda relegada por utilización incorrecta del descriptor 0 04 075 en la secuencia 3 06 020; en su lugar debería utilizarse la secuencia 3 06 025.</w:t>
             </w:r>
           </w:p>
         </w:tc>
@@ -14187,7 +14187,7 @@
                 <w:b w:val="0"/>
                 <w:sz w:val="16"/>
               </w:rPr>
-              <w:t>Note 68: Esta secuencia queda relegada por utilización incorrecta del descriptor 0 04 075 en la secuencia 3 06 020; en su lugar debería utilizarse la secuencia 3 06 025.</w:t>
+              <w:t>Note D68: Esta secuencia queda relegada por utilización incorrecta del descriptor 0 04 075 en la secuencia 3 06 020; en su lugar debería utilizarse la secuencia 3 06 025.</w:t>
             </w:r>
           </w:p>
         </w:tc>
@@ -14267,7 +14267,7 @@
                 <w:b w:val="0"/>
                 <w:sz w:val="16"/>
               </w:rPr>
-              <w:t>Note 68: Esta secuencia queda relegada por utilización incorrecta del descriptor 0 04 075 en la secuencia 3 06 020; en su lugar debería utilizarse la secuencia 3 06 025.</w:t>
+              <w:t>Note D68: Esta secuencia queda relegada por utilización incorrecta del descriptor 0 04 075 en la secuencia 3 06 020; en su lugar debería utilizarse la secuencia 3 06 025.</w:t>
             </w:r>
           </w:p>
         </w:tc>
@@ -14347,7 +14347,7 @@
                 <w:b w:val="0"/>
                 <w:sz w:val="16"/>
               </w:rPr>
-              <w:t>Note 68: Esta secuencia queda relegada por utilización incorrecta del descriptor 0 04 075 en la secuencia 3 06 020; en su lugar debería utilizarse la secuencia 3 06 025.</w:t>
+              <w:t>Note D68: Esta secuencia queda relegada por utilización incorrecta del descriptor 0 04 075 en la secuencia 3 06 020; en su lugar debería utilizarse la secuencia 3 06 025.</w:t>
             </w:r>
           </w:p>
         </w:tc>
